--- a/checklist/pages/delivery-and-payment/delivery-and-payment.ua.docx
+++ b/checklist/pages/delivery-and-payment/delivery-and-payment.ua.docx
@@ -21,7 +21,7 @@
     </w:p>
     <w:p>
       <w:r>
-        <w:t>Інтернет-магазин La Petite Bloom · LPB Sp. z o.o.</w:t>
+        <w:t>Інтернет-магазин La Petite Bloom · LPB Sp. z o.o. · чинні з 01.09.2026 · версія 1.0</w:t>
       </w:r>
     </w:p>
     <w:p>
@@ -45,7 +45,7 @@
         <w:pStyle w:val="ListBullet"/>
       </w:pPr>
       <w:r>
-        <w:t>Кур’єр InPost / DPD — 17 zł; післяплата +20–23 zł</w:t>
+        <w:t>Кур’єр InPost / DPD — 17 zł; післяплата +23 zł</w:t>
       </w:r>
     </w:p>
     <w:p>
@@ -66,7 +66,7 @@
     </w:p>
     <w:p>
       <w:r>
-        <w:t>Доставка безкоштовна для замовлень, оплачених наперед, від 500 zł (поштомат і кур’єр). Післяплата завжди оплачується додатково.</w:t>
+        <w:t>Доставка безкоштовна для замовлень, оплачених наперед, від 500 zł, що рахуються від вартості кошика після врахування знижок (поштомат і кур’єр). Післяплата завжди оплачується додатково.</w:t>
       </w:r>
     </w:p>
     <w:p>
@@ -92,7 +92,7 @@
     </w:p>
     <w:p>
       <w:r>
-        <w:t>Ми відправляємо на території Європейського Союзу та за її межі. Для України доступні Nova Poshta та Meest. При доставках за межі ЄС можливі мита та податки покладаються на отримувача відправлення.</w:t>
+        <w:t>Ми відправляємо на території Європейського Союзу та за її межі. При доставках за межі ЄС можливі мита та податки покладаються на отримувача відправлення.</w:t>
       </w:r>
     </w:p>
     <w:p>
